--- a/lab-template.docx
+++ b/lab-template.docx
@@ -76,6 +76,56 @@
           <w:szCs w:val="28"/>
         </w:rPr>
         <w:t>Student name:</w:t>
+      </w:r>
+      <w:r>
+        <w:rPr>
+          <w:sz w:val="28"/>
+          <w:szCs w:val="28"/>
+        </w:rPr>
+        <w:t xml:space="preserve"> ____________</w:t>
+      </w:r>
+    </w:p>
+    <w:p>
+      <w:pPr>
+        <w:pStyle w:val="Normal"/>
+        <w:bidi w:val="0"/>
+        <w:jc w:val="start"/>
+        <w:rPr>
+          <w:sz w:val="28"/>
+          <w:szCs w:val="28"/>
+        </w:rPr>
+      </w:pPr>
+      <w:r>
+        <w:rPr/>
+      </w:r>
+    </w:p>
+    <w:p>
+      <w:pPr>
+        <w:pStyle w:val="Normal"/>
+        <w:bidi w:val="0"/>
+        <w:jc w:val="start"/>
+        <w:rPr>
+          <w:sz w:val="28"/>
+          <w:szCs w:val="28"/>
+        </w:rPr>
+      </w:pPr>
+      <w:r>
+        <w:rPr>
+          <w:b/>
+          <w:bCs/>
+          <w:sz w:val="28"/>
+          <w:szCs w:val="28"/>
+        </w:rPr>
+        <w:t>FAU Email</w:t>
+      </w:r>
+      <w:r>
+        <w:rPr>
+          <w:b/>
+          <w:bCs/>
+          <w:sz w:val="28"/>
+          <w:szCs w:val="28"/>
+        </w:rPr>
+        <w:t>:</w:t>
       </w:r>
       <w:r>
         <w:rPr>
@@ -188,7 +238,22 @@
       </w:r>
       <w:r>
         <w:rPr/>
-        <w:t xml:space="preserve">being your FAU ID. </w:t>
+        <w:t xml:space="preserve">being your FAU </w:t>
+      </w:r>
+      <w:r>
+        <w:rPr>
+          <w:b/>
+          <w:bCs/>
+        </w:rPr>
+        <w:t>EMAIL ID</w:t>
+      </w:r>
+      <w:r>
+        <w:rPr/>
+        <w:t xml:space="preserve">. </w:t>
+      </w:r>
+      <w:r>
+        <w:rPr/>
+        <w:t>Do not include ‘@fau.edu’ and don’t use your Z number.</w:t>
       </w:r>
     </w:p>
     <w:p>
@@ -298,15 +363,7 @@
       </w:pPr>
       <w:r>
         <w:rPr/>
-        <w:t xml:space="preserve">When asked a question in bold font, write down the question and your answer </w:t>
-      </w:r>
-      <w:r>
-        <w:rPr/>
-        <w:t>in the Word document</w:t>
-      </w:r>
-      <w:r>
-        <w:rPr/>
-        <w:t xml:space="preserve">. </w:t>
+        <w:t xml:space="preserve">When asked a question in bold font, write down the question and your answer in the Word document. </w:t>
       </w:r>
     </w:p>
     <w:p>
